--- a/docs/test-guide/rapport-test-fonctionnel.docx
+++ b/docs/test-guide/rapport-test-fonctionnel.docx
@@ -2823,8 +2823,15 @@
             <w:tcW w:type="dxa" w:w="960"/>
           </w:tcPr>
           <w:p>
-            <w:r>
-              <w:t>À corriger</w:t>
+            <w:r/>
+            <w:r>
+              <w:rPr>
+                <w:b/>
+              </w:rPr>
+              <w:t>CORRIGÉE le 14/07/2026</w:t>
+            </w:r>
+            <w:r>
+              <w:t xml:space="preserve"> — le backflush des produits déjà tracés par bobine est exclu du coût (réel bobine prioritaire) ; OF-2026-0151 recalculé : matière 154 700, total 174 700 ; test de non-régression ProductionCostDedupTest</w:t>
             </w:r>
           </w:p>
         </w:tc>

--- a/docs/test-guide/rapport-test-fonctionnel.docx
+++ b/docs/test-guide/rapport-test-fonctionnel.docx
@@ -2931,8 +2931,15 @@
             <w:tcW w:type="dxa" w:w="960"/>
           </w:tcPr>
           <w:p>
-            <w:r>
-              <w:t>À corriger</w:t>
+            <w:r/>
+            <w:r>
+              <w:rPr>
+                <w:b/>
+              </w:rPr>
+              <w:t>CORRIGÉE le 14/07/2026</w:t>
+            </w:r>
+            <w:r>
+              <w:t xml:space="preserve"> — saisie atelier ouverte à production.declare (corrections/annulations restent à production.update) ; test ProductionExecutionRightsTest</w:t>
             </w:r>
           </w:p>
         </w:tc>
@@ -3032,8 +3039,15 @@
             <w:tcW w:type="dxa" w:w="960"/>
           </w:tcPr>
           <w:p>
-            <w:r>
-              <w:t>À corriger</w:t>
+            <w:r/>
+            <w:r>
+              <w:rPr>
+                <w:b/>
+              </w:rPr>
+              <w:t>CORRIGÉE le 14/07/2026</w:t>
+            </w:r>
+            <w:r>
+              <w:t xml:space="preserve"> — le contrôle qualité de l'OF accepte quality.manage en plus de production.update</w:t>
             </w:r>
           </w:p>
         </w:tc>
@@ -3124,8 +3138,15 @@
             <w:tcW w:type="dxa" w:w="960"/>
           </w:tcPr>
           <w:p>
-            <w:r>
-              <w:t>À évaluer</w:t>
+            <w:r/>
+            <w:r>
+              <w:rPr>
+                <w:b/>
+              </w:rPr>
+              <w:t>CORRIGÉE le 14/07/2026</w:t>
+            </w:r>
+            <w:r>
+              <w:t xml:space="preserve"> — l'allocation pose une réservation ferme des composants BOM suivis en stock (libérée au backflush, à la clôture et à l'annulation) ; les bobines hors product_stocks restent contrôlées par materialShortages</w:t>
             </w:r>
           </w:p>
         </w:tc>
